--- a/docs/reports/Relatorio-Mutation-Score-PITest.docx
+++ b/docs/reports/Relatorio-Mutation-Score-PITest.docx
@@ -277,7 +277,7 @@
                 <w:sz w:val="19"/>
                 <w:szCs w:val="19"/>
               </w:rPr>
-              <w:t xml:space="preserve">13e58b9</w:t>
+              <w:t xml:space="preserve">8e6ce9d</w:t>
             </w:r>
           </w:p>
         </w:tc>
@@ -12240,7 +12240,7 @@
                 <w:sz w:val="19"/>
                 <w:szCs w:val="19"/>
               </w:rPr>
-              <w:t xml:space="preserve">6231961</w:t>
+              <w:t xml:space="preserve">cb92d7b</w:t>
             </w:r>
           </w:p>
         </w:tc>
@@ -12651,7 +12651,7 @@
                 <w:sz w:val="19"/>
                 <w:szCs w:val="19"/>
               </w:rPr>
-              <w:t xml:space="preserve">13e58b9</w:t>
+              <w:t xml:space="preserve">8e6ce9d</w:t>
             </w:r>
           </w:p>
         </w:tc>
@@ -12857,7 +12857,7 @@
                 <w:sz w:val="19"/>
                 <w:szCs w:val="19"/>
               </w:rPr>
-              <w:t xml:space="preserve">13e58b9</w:t>
+              <w:t xml:space="preserve">8e6ce9d</w:t>
             </w:r>
           </w:p>
         </w:tc>
